--- a/docs/OSSP ABSTARCT (1).docx
+++ b/docs/OSSP ABSTARCT (1).docx
@@ -2619,6 +2619,7 @@
       <w:bookmarkStart w:id="6" w:name="9._GitHub_Repository"/>
       <w:bookmarkEnd w:id="6"/>
       <w:r>
+        <w:lastRenderedPageBreak/>
         <w:tab/>
       </w:r>
       <w:r>
@@ -2695,25 +2696,7 @@
             <w:szCs w:val="24"/>
             <w:lang w:val="en-IN"/>
           </w:rPr>
-          <w:t>https://github.com/ritvikreddybhavan</w:t>
-        </w:r>
-        <w:r>
-          <w:rPr>
-            <w:rStyle w:val="Hyperlink"/>
-            <w:sz w:val="24"/>
-            <w:szCs w:val="24"/>
-            <w:lang w:val="en-IN"/>
-          </w:rPr>
-          <w:t>a</w:t>
-        </w:r>
-        <w:r>
-          <w:rPr>
-            <w:rStyle w:val="Hyperlink"/>
-            <w:sz w:val="24"/>
-            <w:szCs w:val="24"/>
-            <w:lang w:val="en-IN"/>
-          </w:rPr>
-          <w:t>m/KLH-CSE-2026_27-16-</w:t>
+          <w:t>https://github.com/ritvikreddybhavanam/KLH-CSE-2026_27-16-</w:t>
         </w:r>
         <w:r>
           <w:rPr>
@@ -2740,7 +2723,6 @@
           <w:b/>
           <w:sz w:val="21"/>
         </w:rPr>
-        <w:lastRenderedPageBreak/>
         <w:t>Repository Created:</w:t>
       </w:r>
     </w:p>
@@ -2813,6 +2795,9 @@
         <w:pStyle w:val="Heading1"/>
         <w:spacing w:before="57"/>
         <w:ind w:left="720" w:firstLine="0"/>
+        <w:rPr>
+          <w:spacing w:val="-2"/>
+        </w:rPr>
       </w:pPr>
       <w:r>
         <w:t>Faculty</w:t>
@@ -2846,6 +2831,69 @@
           <w:spacing w:val="-2"/>
         </w:rPr>
         <w:t>Signature</w:t>
+      </w:r>
+      <w:r>
+        <w:rPr>
+          <w:spacing w:val="-2"/>
+        </w:rPr>
+        <w:t xml:space="preserve"> </w:t>
+      </w:r>
+    </w:p>
+    <w:p>
+      <w:pPr>
+        <w:pStyle w:val="Heading1"/>
+        <w:spacing w:before="57"/>
+        <w:ind w:left="720" w:firstLine="0"/>
+        <w:rPr>
+          <w:spacing w:val="-2"/>
+        </w:rPr>
+      </w:pPr>
+    </w:p>
+    <w:p>
+      <w:pPr>
+        <w:pStyle w:val="Heading1"/>
+        <w:spacing w:before="57"/>
+        <w:ind w:left="720" w:firstLine="0"/>
+      </w:pPr>
+      <w:r>
+        <w:t>Faculty</w:t>
+      </w:r>
+      <w:r>
+        <w:rPr>
+          <w:spacing w:val="-14"/>
+        </w:rPr>
+        <w:t xml:space="preserve"> </w:t>
+      </w:r>
+      <w:r>
+        <w:t>Name:</w:t>
+      </w:r>
+      <w:r>
+        <w:rPr>
+          <w:b w:val="0"/>
+        </w:rPr>
+        <w:t xml:space="preserve"> </w:t>
+      </w:r>
+      <w:r>
+        <w:rPr>
+          <w:sz w:val="24"/>
+          <w:szCs w:val="24"/>
+          <w:lang w:val="en-IN"/>
+        </w:rPr>
+        <w:t>Dr</w:t>
+      </w:r>
+      <w:r>
+        <w:rPr>
+          <w:b w:val="0"/>
+        </w:rPr>
+        <w:t xml:space="preserve">. </w:t>
+      </w:r>
+      <w:r>
+        <w:rPr>
+          <w:sz w:val="24"/>
+          <w:szCs w:val="24"/>
+          <w:lang w:val="en-IN"/>
+        </w:rPr>
+        <w:t>Harika</w:t>
       </w:r>
     </w:p>
     <w:p>
@@ -2854,41 +2902,9 @@
         <w:ind w:left="720" w:right="9047"/>
         <w:rPr>
           <w:b/>
-        </w:rPr>
-      </w:pPr>
-      <w:r>
-        <w:rPr>
-          <w:b/>
-        </w:rPr>
-        <w:t>Faculty</w:t>
-      </w:r>
-      <w:r>
-        <w:rPr>
-          <w:b/>
-          <w:spacing w:val="-14"/>
-        </w:rPr>
-        <w:t xml:space="preserve"> </w:t>
-      </w:r>
-      <w:r>
-        <w:rPr>
-          <w:b/>
-        </w:rPr>
-        <w:t xml:space="preserve">Name: </w:t>
-      </w:r>
-      <w:r>
-        <w:rPr>
-          <w:b/>
-        </w:rPr>
-        <w:t xml:space="preserve"> </w:t>
-      </w:r>
-      <w:r>
-        <w:rPr>
-          <w:sz w:val="24"/>
-          <w:szCs w:val="24"/>
-          <w:lang w:val="en-IN"/>
-        </w:rPr>
-        <w:t>Harika</w:t>
-      </w:r>
+          <w:spacing w:val="-2"/>
+        </w:rPr>
+      </w:pPr>
     </w:p>
     <w:p>
       <w:pPr>
@@ -4432,6 +4448,7 @@
   <w:style w:type="character" w:default="1" w:styleId="DefaultParagraphFont">
     <w:name w:val="Default Paragraph Font"/>
     <w:uiPriority w:val="1"/>
+    <w:semiHidden/>
     <w:unhideWhenUsed/>
   </w:style>
   <w:style w:type="table" w:default="1" w:styleId="TableNormal">
